--- a/77-80 import set/77 import set part2 (MAP FIELD).docx
+++ b/77-80 import set/77 import set part2 (MAP FIELD).docx
@@ -308,7 +308,19 @@
         <w:t xml:space="preserve"> not there in the DB </w:t>
       </w:r>
       <w:r>
-        <w:t>and update if any the other fields</w:t>
+        <w:t xml:space="preserve">and </w:t>
+      </w:r>
+      <w:r>
+        <w:t xml:space="preserve">continue </w:t>
+      </w:r>
+      <w:r>
+        <w:t xml:space="preserve">update if any </w:t>
+      </w:r>
+      <w:r>
+        <w:t>for</w:t>
+      </w:r>
+      <w:r>
+        <w:t xml:space="preserve"> other fields</w:t>
       </w:r>
     </w:p>
     <w:p/>
